--- a/Отчёт_анализ_и_рефакторинг_RPM_PR_1.docx
+++ b/Отчёт_анализ_и_рефакторинг_RPM_PR_1.docx
@@ -68,7 +68,27 @@
     </w:p>
     <w:p>
       <w:pPr>
-        <w:spacing w:before="3969"/>
+        <w:spacing w:before="1134" w:after="0"/>
+        <w:ind w:left="4819"/>
+        <w:jc w:val="right"/>
+      </w:pPr>
+      <w:r>
+        <w:rPr>
+          <w:rFonts w:ascii="Times New Roman" w:hAnsi="Times New Roman" w:eastAsia="Times New Roman"/>
+          <w:b w:val="0"/>
+          <w:color w:val="000000"/>
+          <w:sz w:val="26"/>
+        </w:rPr>
+        <w:t>Выполнил: [ФИО студента]</w:t>
+        <w:br/>
+        <w:t>Группа: [номер группы]</w:t>
+        <w:br/>
+        <w:t>Проверил: [ФИО преподавателя]</w:t>
+      </w:r>
+    </w:p>
+    <w:p>
+      <w:pPr>
+        <w:spacing w:before="1984"/>
         <w:jc w:val="center"/>
       </w:pPr>
       <w:r>
